--- a/docs/Project_Brief.docx
+++ b/docs/Project_Brief.docx
@@ -1,6 +1,6 @@
 
 <file path=word/document.xml><?xml version="1.0" encoding="utf-8"?>
-<w:document xmlns:wpc="http://schemas.microsoft.com/office/word/2010/wordprocessingCanvas" xmlns:cx="http://schemas.microsoft.com/office/drawing/2014/chartex" xmlns:cx1="http://schemas.microsoft.com/office/drawing/2015/9/8/chartex" xmlns:cx2="http://schemas.microsoft.com/office/drawing/2015/10/21/chartex" xmlns:cx3="http://schemas.microsoft.com/office/drawing/2016/5/9/chartex" xmlns:cx4="http://schemas.microsoft.com/office/drawing/2016/5/10/chartex" xmlns:cx5="http://schemas.microsoft.com/office/drawing/2016/5/11/chartex" xmlns:cx6="http://schemas.microsoft.com/office/drawing/2016/5/12/chartex" xmlns:cx7="http://schemas.microsoft.com/office/drawing/2016/5/13/chartex" xmlns:cx8="http://schemas.microsoft.com/office/drawing/2016/5/14/chartex" xmlns:mc="http://schemas.openxmlformats.org/markup-compatibility/2006" xmlns:aink="http://schemas.microsoft.com/office/drawing/2016/ink" xmlns:am3d="http://schemas.microsoft.com/office/drawing/2017/model3d" xmlns:o="urn:schemas-microsoft-com:office:office" xmlns:oel="http://schemas.microsoft.com/office/2019/extlst" xmlns:r="http://schemas.openxmlformats.org/officeDocument/2006/relationships" xmlns:m="http://schemas.openxmlformats.org/officeDocument/2006/math" xmlns:v="urn:schemas-microsoft-com:vml" xmlns:wp14="http://schemas.microsoft.com/office/word/2010/wordprocessingDrawing" xmlns:wp="http://schemas.openxmlformats.org/drawingml/2006/wordprocessingDrawing" xmlns:w10="urn:schemas-microsoft-com:office:word" xmlns:w="http://schemas.openxmlformats.org/wordprocessingml/2006/main" xmlns:w14="http://schemas.microsoft.com/office/word/2010/wordml" xmlns:w15="http://schemas.microsoft.com/office/word/2012/wordml" xmlns:w16cex="http://schemas.microsoft.com/office/word/2018/wordml/cex" xmlns:w16cid="http://schemas.microsoft.com/office/word/2016/wordml/cid" xmlns:w16="http://schemas.microsoft.com/office/word/2018/wordml" xmlns:w16du="http://schemas.microsoft.com/office/word/2023/wordml/word16du" xmlns:w16sdtdh="http://schemas.microsoft.com/office/word/2020/wordml/sdtdatahash" xmlns:w16sdtfl="http://schemas.microsoft.com/office/word/2024/wordml/sdtformatlock" xmlns:w16se="http://schemas.microsoft.com/office/word/2015/wordml/symex" xmlns:wpg="http://schemas.microsoft.com/office/word/2010/wordprocessingGroup" xmlns:wpi="http://schemas.microsoft.com/office/word/2010/wordprocessingInk" xmlns:wne="http://schemas.microsoft.com/office/word/2006/wordml" xmlns:wps="http://schemas.microsoft.com/office/word/2010/wordprocessingShape" mc:Ignorable="w14 w15 w16se w16cid w16 w16cex w16sdtdh w16sdtfl w16du wp14">
+<w:document xmlns:wpc="http://schemas.microsoft.com/office/word/2010/wordprocessingCanvas" xmlns:cx="http://schemas.microsoft.com/office/drawing/2014/chartex" xmlns:cx1="http://schemas.microsoft.com/office/drawing/2015/9/8/chartex" xmlns:cx2="http://schemas.microsoft.com/office/drawing/2015/10/21/chartex" xmlns:cx3="http://schemas.microsoft.com/office/drawing/2016/5/9/chartex" xmlns:cx4="http://schemas.microsoft.com/office/drawing/2016/5/10/chartex" xmlns:cx5="http://schemas.microsoft.com/office/drawing/2016/5/11/chartex" xmlns:cx6="http://schemas.microsoft.com/office/drawing/2016/5/12/chartex" xmlns:cx7="http://schemas.microsoft.com/office/drawing/2016/5/13/chartex" xmlns:cx8="http://schemas.microsoft.com/office/drawing/2016/5/14/chartex" xmlns:mc="http://schemas.openxmlformats.org/markup-compatibility/2006" xmlns:aink="http://schemas.microsoft.com/office/drawing/2016/ink" xmlns:am3d="http://schemas.microsoft.com/office/drawing/2017/model3d" xmlns:o="urn:schemas-microsoft-com:office:office" xmlns:oel="http://schemas.microsoft.com/office/2019/extlst" xmlns:r="http://schemas.openxmlformats.org/officeDocument/2006/relationships" xmlns:m="http://schemas.openxmlformats.org/officeDocument/2006/math" xmlns:v="urn:schemas-microsoft-com:vml" xmlns:wp14="http://schemas.microsoft.com/office/word/2010/wordprocessingDrawing" xmlns:wp="http://schemas.openxmlformats.org/drawingml/2006/wordprocessingDrawing" xmlns:w10="urn:schemas-microsoft-com:office:word" xmlns:w="http://schemas.openxmlformats.org/wordprocessingml/2006/main" xmlns:w14="http://schemas.microsoft.com/office/word/2010/wordml" xmlns:w15="http://schemas.microsoft.com/office/word/2012/wordml" xmlns:w16cei="http://schemas.microsoft.com/office/word/2026/wordml/cei" xmlns:w16cex="http://schemas.microsoft.com/office/word/2018/wordml/cex" xmlns:w16cid="http://schemas.microsoft.com/office/word/2016/wordml/cid" xmlns:w16="http://schemas.microsoft.com/office/word/2018/wordml" xmlns:w16du="http://schemas.microsoft.com/office/word/2023/wordml/word16du" xmlns:w16sdtdh="http://schemas.microsoft.com/office/word/2020/wordml/sdtdatahash" xmlns:w16sdtfl="http://schemas.microsoft.com/office/word/2024/wordml/sdtformatlock" xmlns:w16se="http://schemas.microsoft.com/office/word/2015/wordml/symex" xmlns:wpg="http://schemas.microsoft.com/office/word/2010/wordprocessingGroup" xmlns:wpi="http://schemas.microsoft.com/office/word/2010/wordprocessingInk" xmlns:wne="http://schemas.microsoft.com/office/word/2006/wordml" xmlns:wps="http://schemas.microsoft.com/office/word/2010/wordprocessingShape" mc:Ignorable="w14 w15 w16se w16cid w16 w16cex w16sdtdh w16sdtfl w16du wp14">
   <w:body>
     <w:p>
       <w:pPr>
@@ -230,7 +230,15 @@
           </w:tcPr>
           <w:p>
             <w:r>
-              <w:t>Esports / Sports Analytics — Counter-Strike 2 (CS2) competitive tournaments</w:t>
+              <w:t xml:space="preserve">Esports / Sports Analytics — </w:t>
+            </w:r>
+            <w:proofErr w:type="gramStart"/>
+            <w:r>
+              <w:t>Counter-Strike</w:t>
+            </w:r>
+            <w:proofErr w:type="gramEnd"/>
+            <w:r>
+              <w:t xml:space="preserve"> 2 (CS2) competitive tournaments</w:t>
             </w:r>
           </w:p>
         </w:tc>
@@ -352,7 +360,15 @@
         <w:spacing w:after="150"/>
       </w:pPr>
       <w:r>
-        <w:t>Manual seeding is inconsistent and hard to defend. Strong teams can be paired against each other in early rounds purely by chance, while weaker teams may advance further than they should. When a team disputes its seed placement, organizers have no objective, data-backed justification to offer. This reduces the perceived fairness and professionalism of tournaments, and is especially problematic as tournament size grows (8, 16+ teams), where manual judgment becomes increasingly unreliable.</w:t>
+        <w:t xml:space="preserve">Manual seeding is inconsistent and hard to defend. Strong teams can be paired against each other in early rounds purely by chance, while weaker teams may advance further than they should. When a team disputes its seed placement, organizers have no objective, data-backed justification to offer. This reduces the perceived fairness and professionalism of </w:t>
+      </w:r>
+      <w:proofErr w:type="gramStart"/>
+      <w:r>
+        <w:t>tournaments, and</w:t>
+      </w:r>
+      <w:proofErr w:type="gramEnd"/>
+      <w:r>
+        <w:t xml:space="preserve"> is especially problematic as tournament size grows (8, 16+ teams), where manual judgment becomes increasingly unreliable.</w:t>
       </w:r>
     </w:p>
     <w:p>
@@ -565,7 +581,23 @@
           </w:tcPr>
           <w:p>
             <w:r>
-              <w:t>One completed match between two teams (predominantly best-of-3; a subset are actually best-of-1 matches mislabeled as bo3 — see data quality issues).</w:t>
+              <w:t xml:space="preserve">One completed match between two teams (predominantly best-of-3; a subset </w:t>
+            </w:r>
+            <w:proofErr w:type="gramStart"/>
+            <w:r>
+              <w:t>are</w:t>
+            </w:r>
+            <w:proofErr w:type="gramEnd"/>
+            <w:r>
+              <w:t xml:space="preserve"> </w:t>
+            </w:r>
+            <w:proofErr w:type="gramStart"/>
+            <w:r>
+              <w:t>actually best-of-1</w:t>
+            </w:r>
+            <w:proofErr w:type="gramEnd"/>
+            <w:r>
+              <w:t xml:space="preserve"> matches mislabeled as bo3 — see data quality issues).</w:t>
             </w:r>
           </w:p>
         </w:tc>
@@ -610,7 +642,15 @@
           </w:tcPr>
           <w:p>
             <w:r>
-              <w:t>Binary classification target: winner (team1 or team2). The model predicts P(team1 wins).</w:t>
+              <w:t xml:space="preserve">Binary classification target: winner (team1 or team2). The model predicts </w:t>
+            </w:r>
+            <w:proofErr w:type="gramStart"/>
+            <w:r>
+              <w:t>P(</w:t>
+            </w:r>
+            <w:proofErr w:type="gramEnd"/>
+            <w:r>
+              <w:t>team1 wins).</w:t>
             </w:r>
           </w:p>
         </w:tc>
@@ -708,7 +748,47 @@
               <w:spacing w:after="80"/>
             </w:pPr>
             <w:r>
-              <w:t>1,010 rows have an empty winner_map and a match_type of 'bo3', but score values in the 4–34 range (round scores, not map scores) — these are actually bo1 matches mislabeled as bo3. 965 of these are corrected via a score-based rule; ~44 are true bo1 matches simply missing the map name; 1 anomalous row requires manual review.</w:t>
+              <w:t xml:space="preserve">1,010 rows have an empty </w:t>
+            </w:r>
+            <w:proofErr w:type="spellStart"/>
+            <w:r>
+              <w:t>winner_map</w:t>
+            </w:r>
+            <w:proofErr w:type="spellEnd"/>
+            <w:r>
+              <w:t xml:space="preserve"> and a </w:t>
+            </w:r>
+            <w:proofErr w:type="spellStart"/>
+            <w:r>
+              <w:t>match_type</w:t>
+            </w:r>
+            <w:proofErr w:type="spellEnd"/>
+            <w:r>
+              <w:t xml:space="preserve"> of 'bo3</w:t>
+            </w:r>
+            <w:proofErr w:type="gramStart"/>
+            <w:r>
+              <w:t>', but</w:t>
+            </w:r>
+            <w:proofErr w:type="gramEnd"/>
+            <w:r>
+              <w:t xml:space="preserve"> score values in the 4–34 range (round scores, not map scores) — these are </w:t>
+            </w:r>
+            <w:proofErr w:type="gramStart"/>
+            <w:r>
+              <w:t>actually bo1</w:t>
+            </w:r>
+            <w:proofErr w:type="gramEnd"/>
+            <w:r>
+              <w:t xml:space="preserve"> matches mislabeled as bo3. 965 of these are corrected via a score-based rule; ~44 </w:t>
+            </w:r>
+            <w:proofErr w:type="gramStart"/>
+            <w:r>
+              <w:t>are</w:t>
+            </w:r>
+            <w:proofErr w:type="gramEnd"/>
+            <w:r>
+              <w:t xml:space="preserve"> true bo1 matches simply missing the map name; 1 anomalous row requires manual review.</w:t>
             </w:r>
           </w:p>
           <w:p>
@@ -720,8 +800,21 @@
               </w:numPr>
               <w:spacing w:after="80"/>
             </w:pPr>
+            <w:proofErr w:type="spellStart"/>
             <w:r>
-              <w:t>event_type has inconsistent casing ('LAN'/'lan', 'Online'/'online') and must be normalized.</w:t>
+              <w:t>event_type</w:t>
+            </w:r>
+            <w:proofErr w:type="spellEnd"/>
+            <w:r>
+              <w:t xml:space="preserve"> has inconsistent casing ('LAN'/'lan', 'Online</w:t>
+            </w:r>
+            <w:proofErr w:type="gramStart"/>
+            <w:r>
+              <w:t>'/'</w:t>
+            </w:r>
+            <w:proofErr w:type="gramEnd"/>
+            <w:r>
+              <w:t>online') and must be normalized.</w:t>
             </w:r>
           </w:p>
           <w:p>
@@ -733,8 +826,13 @@
               </w:numPr>
               <w:spacing w:after="80"/>
             </w:pPr>
+            <w:proofErr w:type="spellStart"/>
             <w:r>
-              <w:t>match_number is 100% empty and is dropped.</w:t>
+              <w:t>match_number</w:t>
+            </w:r>
+            <w:proofErr w:type="spellEnd"/>
+            <w:r>
+              <w:t xml:space="preserve"> is 100% empty and is dropped.</w:t>
             </w:r>
           </w:p>
           <w:p>
@@ -750,7 +848,39 @@
               <w:t>R</w:t>
             </w:r>
             <w:r>
-              <w:t>oughly 76 of the 140 columns (team- and player-level average RATING/ADR/KAST/KPR/DPR, rating_std, top_player, weakest_player) are static career averages, identical across every match row for a given team/player, and therefore cannot represent 'form at match time'.</w:t>
+              <w:t xml:space="preserve">oughly 76 of the 140 columns (team- and player-level average RATING/ADR/KAST/KPR/DPR, </w:t>
+            </w:r>
+            <w:proofErr w:type="spellStart"/>
+            <w:r>
+              <w:t>rating_std</w:t>
+            </w:r>
+            <w:proofErr w:type="spellEnd"/>
+            <w:r>
+              <w:t xml:space="preserve">, </w:t>
+            </w:r>
+            <w:proofErr w:type="spellStart"/>
+            <w:r>
+              <w:t>top_player</w:t>
+            </w:r>
+            <w:proofErr w:type="spellEnd"/>
+            <w:r>
+              <w:t xml:space="preserve">, </w:t>
+            </w:r>
+            <w:proofErr w:type="spellStart"/>
+            <w:r>
+              <w:t>weakest_player</w:t>
+            </w:r>
+            <w:proofErr w:type="spellEnd"/>
+            <w:r>
+              <w:t>) are static career averages, identical across every match row for a given team/</w:t>
+            </w:r>
+            <w:proofErr w:type="gramStart"/>
+            <w:r>
+              <w:t>player, and</w:t>
+            </w:r>
+            <w:proofErr w:type="gramEnd"/>
+            <w:r>
+              <w:t xml:space="preserve"> therefore cannot represent 'form at match time'.</w:t>
             </w:r>
           </w:p>
         </w:tc>
@@ -795,7 +925,31 @@
           </w:tcPr>
           <w:p>
             <w:r>
-              <w:t>The static average columns are suspected to be computed over the team's/player's entire history (including matches after the row's date), which would leak future information into past rows. These columns are excluded from modeling entirely. Only genuinely time-aware columns (verified dynamic: date, winner, score, past3, head2head, per-map win rate, wins/losses/winrate, online/lan winrate) plus a self-computed, strictly time-ordered Elo rating are used as features.</w:t>
+              <w:t>The static average columns are suspected to be computed over the team's/player's entire history (including matches after the row's date), which would leak future information into past rows. These columns are excluded from modeling entirely. Only genuinely time-aware columns (verified dynamic: date, winner, score, past3, head2head, per-map win rate, wins/</w:t>
+            </w:r>
+            <w:proofErr w:type="gramStart"/>
+            <w:r>
+              <w:t>losses</w:t>
+            </w:r>
+            <w:proofErr w:type="gramEnd"/>
+            <w:r>
+              <w:t>/</w:t>
+            </w:r>
+            <w:proofErr w:type="spellStart"/>
+            <w:r>
+              <w:t>winrate</w:t>
+            </w:r>
+            <w:proofErr w:type="spellEnd"/>
+            <w:r>
+              <w:t xml:space="preserve">, online/lan </w:t>
+            </w:r>
+            <w:proofErr w:type="spellStart"/>
+            <w:r>
+              <w:t>winrate</w:t>
+            </w:r>
+            <w:proofErr w:type="spellEnd"/>
+            <w:r>
+              <w:t>) plus a self-computed, strictly time-ordered Elo rating are used as features.</w:t>
             </w:r>
           </w:p>
         </w:tc>
@@ -968,7 +1122,15 @@
           </w:tcPr>
           <w:p>
             <w:r>
-              <w:t>Supervised binary classification: given features describing two teams (Team A, Team B), predict the probability that Team A wins the match.</w:t>
+              <w:t xml:space="preserve">Supervised binary </w:t>
+            </w:r>
+            <w:proofErr w:type="gramStart"/>
+            <w:r>
+              <w:t>classification:</w:t>
+            </w:r>
+            <w:proofErr w:type="gramEnd"/>
+            <w:r>
+              <w:t xml:space="preserve"> given features describing two teams (Team A, Team B), predict the probability that Team A wins the match.</w:t>
             </w:r>
           </w:p>
         </w:tc>
@@ -1063,16 +1225,58 @@
           </w:tcPr>
           <w:p>
             <w:r>
-              <w:t>Logistic Regression as an interpretable baseline classifier; Gradient-boosted trees (XGBoost / LightGBM) as the main model, using Elo difference plus the verified dynamic features (past3, head2head, map win rates, online/lan winrate, overall win rate) as inputs.</w:t>
+              <w:t>Logistic Regression as an interpretable baseline classifier; Gradient-boosted trees (</w:t>
+            </w:r>
+            <w:proofErr w:type="spellStart"/>
+            <w:r>
+              <w:t>XGBoost</w:t>
+            </w:r>
+            <w:proofErr w:type="spellEnd"/>
+            <w:r>
+              <w:t xml:space="preserve"> / </w:t>
+            </w:r>
+            <w:proofErr w:type="spellStart"/>
+            <w:r>
+              <w:t>LightGBM</w:t>
+            </w:r>
+            <w:proofErr w:type="spellEnd"/>
+            <w:r>
+              <w:t xml:space="preserve">) as the main model, using Elo difference plus the verified dynamic features (past3, head2head, map win rates, online/lan </w:t>
+            </w:r>
+            <w:proofErr w:type="spellStart"/>
+            <w:r>
+              <w:t>winrate</w:t>
+            </w:r>
+            <w:proofErr w:type="spellEnd"/>
+            <w:r>
+              <w:t>, overall win rate) as inputs.</w:t>
             </w:r>
             <w:r>
               <w:t xml:space="preserve"> </w:t>
             </w:r>
             <w:r>
-              <w:t>All experiments (feature sets, hyperparameters) will be logged and tracked using MLflow</w:t>
+              <w:t xml:space="preserve">All experiments (feature sets, hyperparameters) will be logged and tracked using </w:t>
             </w:r>
+            <w:proofErr w:type="spellStart"/>
+            <w:r>
+              <w:t>MLflow</w:t>
+            </w:r>
+            <w:proofErr w:type="spellEnd"/>
             <w:r>
               <w:t>.</w:t>
+            </w:r>
+          </w:p>
+          <w:p>
+            <w:r>
+              <w:t xml:space="preserve">Final results: Logistic Regression (Accuracy 0.759, AUC 0.841, Brier 0.161) slightly outperformed tuned </w:t>
+            </w:r>
+            <w:proofErr w:type="spellStart"/>
+            <w:r>
+              <w:t>XGBoost</w:t>
+            </w:r>
+            <w:proofErr w:type="spellEnd"/>
+            <w:r>
+              <w:t xml:space="preserve"> (best: Accuracy 0.752, AUC 0.840, Brier 0.162) across all metrics on the temporal test split, and was selected as the final model for its comparable performance and greater interpretability. Both substantially outperformed the Elo-only baseline (Accuracy 0.603, AUC 0.628).</w:t>
             </w:r>
           </w:p>
         </w:tc>
@@ -1251,7 +1455,15 @@
           </w:tcPr>
           <w:p>
             <w:r>
-              <w:t>(1) Pairwise win-probability estimate for any two teams; (2) an aggregated per-team power score across all pairwise matchups; (3) a resulting seed ranking; (4) a standard bracket pairing (seed_i vs seed_(N+1-i)) with a short, feature-based explanation for each seed.</w:t>
+              <w:t>(1) Pairwise win-probability estimate for any two teams; (2) an aggregated per-team power score across all pairwise matchups; (3) a resulting seed ranking; (4) a standard bracket pairing (</w:t>
+            </w:r>
+            <w:proofErr w:type="spellStart"/>
+            <w:r>
+              <w:t>seed_i</w:t>
+            </w:r>
+            <w:proofErr w:type="spellEnd"/>
+            <w:r>
+              <w:t xml:space="preserve"> vs seed_(N+1-i)) with a short, feature-based explanation for each seed.</w:t>
             </w:r>
           </w:p>
         </w:tc>
@@ -1302,13 +1514,95 @@
                 <w:numId w:val="10"/>
               </w:numPr>
               <w:spacing w:after="80"/>
-              <w:contextualSpacing w:val="0"/>
             </w:pPr>
             <w:r>
-              <w:t>T</w:t>
+              <w:t xml:space="preserve">Team-name resolution: organizer-entered names must be fuzzy-matched to dataset team names (e.g. 'NAVI' vs 'Natus </w:t>
             </w:r>
+            <w:proofErr w:type="spellStart"/>
             <w:r>
-              <w:t>eam-name resolution: organizer-entered names must be fuzzy-matched to dataset team names (e.g. 'NAVI' vs 'Natus Vincere').</w:t>
+              <w:t>Vincere</w:t>
+            </w:r>
+            <w:proofErr w:type="spellEnd"/>
+            <w:r>
+              <w:t xml:space="preserve">'). </w:t>
+            </w:r>
+          </w:p>
+          <w:p>
+            <w:pPr>
+              <w:pStyle w:val="ae"/>
+              <w:numPr>
+                <w:ilvl w:val="0"/>
+                <w:numId w:val="10"/>
+              </w:numPr>
+              <w:spacing w:after="80"/>
+            </w:pPr>
+            <w:r>
+              <w:t xml:space="preserve">Teams with little or no historical match data will have unreliable Elo/feature estimates. </w:t>
+            </w:r>
+          </w:p>
+          <w:p>
+            <w:pPr>
+              <w:pStyle w:val="ae"/>
+              <w:numPr>
+                <w:ilvl w:val="0"/>
+                <w:numId w:val="10"/>
+              </w:numPr>
+              <w:spacing w:after="80"/>
+            </w:pPr>
+            <w:r>
+              <w:t xml:space="preserve">Roster changes are not explicitly tracked, since underlying player stats are static and excluded from modeling. </w:t>
+            </w:r>
+          </w:p>
+          <w:p>
+            <w:pPr>
+              <w:pStyle w:val="ae"/>
+              <w:numPr>
+                <w:ilvl w:val="0"/>
+                <w:numId w:val="10"/>
+              </w:numPr>
+              <w:spacing w:after="80"/>
+            </w:pPr>
+            <w:proofErr w:type="gramStart"/>
+            <w:r>
+              <w:t>Assumes</w:t>
+            </w:r>
+            <w:proofErr w:type="gramEnd"/>
+            <w:r>
+              <w:t xml:space="preserve"> the value of past professional-match patterns </w:t>
+            </w:r>
+            <w:proofErr w:type="gramStart"/>
+            <w:r>
+              <w:t>generalizes to</w:t>
+            </w:r>
+            <w:proofErr w:type="gramEnd"/>
+            <w:r>
+              <w:t xml:space="preserve"> the organizer's specific tournament context. </w:t>
+            </w:r>
+          </w:p>
+          <w:p>
+            <w:pPr>
+              <w:pStyle w:val="ae"/>
+              <w:numPr>
+                <w:ilvl w:val="0"/>
+                <w:numId w:val="10"/>
+              </w:numPr>
+              <w:spacing w:after="80"/>
+            </w:pPr>
+            <w:r>
+              <w:t xml:space="preserve">Predicted probabilities may not be well-calibrated (e.g. a "70%" prediction may not correspond to a true 70% empirical win rate); calibration will be checked (e.g. reliability diagram, Brier score) before relying on raw probabilities for seeding. </w:t>
+            </w:r>
+          </w:p>
+          <w:p>
+            <w:pPr>
+              <w:pStyle w:val="ae"/>
+              <w:numPr>
+                <w:ilvl w:val="0"/>
+                <w:numId w:val="10"/>
+              </w:numPr>
+              <w:spacing w:after="80"/>
+            </w:pPr>
+            <w:r>
+              <w:t xml:space="preserve">Model behavior on teams with sparse or zero match history has not yet been empirically validated; this will be explicitly tested rather than only assumed as a limitation. </w:t>
             </w:r>
           </w:p>
           <w:p>
@@ -1322,10 +1616,23 @@
               <w:contextualSpacing w:val="0"/>
             </w:pPr>
             <w:r>
-              <w:t>T</w:t>
+              <w:t xml:space="preserve">Prediction symmetry is not guaranteed by construction: </w:t>
             </w:r>
+            <w:proofErr w:type="gramStart"/>
             <w:r>
-              <w:t>eams with little or no historical match data will have unreliable Elo/feature estimates.</w:t>
+              <w:t>P(</w:t>
+            </w:r>
+            <w:proofErr w:type="gramEnd"/>
+            <w:r>
+              <w:t xml:space="preserve">Team A beats Team B) and </w:t>
+            </w:r>
+            <w:proofErr w:type="gramStart"/>
+            <w:r>
+              <w:t>P(</w:t>
+            </w:r>
+            <w:proofErr w:type="gramEnd"/>
+            <w:r>
+              <w:t>Team B beats Team A) may not sum to 1 due to how team1/team2 features are ordered; this will be explicitly tested and corrected if violated.</w:t>
             </w:r>
           </w:p>
           <w:p>
@@ -1339,7 +1646,11 @@
               <w:contextualSpacing w:val="0"/>
             </w:pPr>
             <w:r>
-              <w:t>Roster changes are not explicitly tracked, since underlying player stats are static and excluded from modeling.</w:t>
+              <w:t xml:space="preserve">winner_*/loser_* columns in the raw dataset are named relative to the actual match outcome and are leakage-prone if used directly; they must be reframed to </w:t>
+            </w:r>
+            <w:r>
+              <w:lastRenderedPageBreak/>
+              <w:t>team1_*/team2_* before training (implemented and verified in 04_model_training.ipynb).</w:t>
             </w:r>
           </w:p>
           <w:p>
@@ -1352,8 +1663,21 @@
               <w:spacing w:after="80"/>
               <w:contextualSpacing w:val="0"/>
             </w:pPr>
+            <w:proofErr w:type="spellStart"/>
             <w:r>
-              <w:t>Assumes the value of past professional-match patterns generalizes to the organizer's specific tournament context.</w:t>
+              <w:t>totalwinrate</w:t>
+            </w:r>
+            <w:proofErr w:type="spellEnd"/>
+            <w:r>
+              <w:t xml:space="preserve"> and </w:t>
+            </w:r>
+            <w:proofErr w:type="spellStart"/>
+            <w:r>
+              <w:t>totallossrate</w:t>
+            </w:r>
+            <w:proofErr w:type="spellEnd"/>
+            <w:r>
+              <w:t xml:space="preserve"> are perfectly collinear; only one is retained in the final feature set to avoid unstable coefficients.</w:t>
             </w:r>
           </w:p>
         </w:tc>
@@ -1364,6 +1688,7 @@
         <w:pStyle w:val="1"/>
       </w:pPr>
       <w:r>
+        <w:lastRenderedPageBreak/>
         <w:t>8. Functional Requirements</w:t>
       </w:r>
     </w:p>
@@ -1442,7 +1767,15 @@
         <w:spacing w:after="80" w:line="240" w:lineRule="auto"/>
       </w:pPr>
       <w:r>
-        <w:t>Generate a standard tournament bracket (seed_i vs seed_(N+1-i)) from the seed ranking, including a bye mechanism when N is not a power of 2.</w:t>
+        <w:t>Generate a standard tournament bracket (</w:t>
+      </w:r>
+      <w:proofErr w:type="spellStart"/>
+      <w:r>
+        <w:t>seed_i</w:t>
+      </w:r>
+      <w:proofErr w:type="spellEnd"/>
+      <w:r>
+        <w:t xml:space="preserve"> vs seed_(N+1-i)) from the seed ranking, including a bye mechanism when N is not a power of 2.</w:t>
       </w:r>
     </w:p>
     <w:p>
@@ -1528,7 +1861,15 @@
         <w:spacing w:after="20"/>
       </w:pPr>
       <w:r>
-        <w:t>A reproducible Google Colab demo notebook providing a usable inference interface for the trained model.</w:t>
+        <w:t xml:space="preserve">A reproducible Google </w:t>
+      </w:r>
+      <w:proofErr w:type="spellStart"/>
+      <w:r>
+        <w:t>Colab</w:t>
+      </w:r>
+      <w:proofErr w:type="spellEnd"/>
+      <w:r>
+        <w:t xml:space="preserve"> demo notebook providing a usable inference interface for the trained model.</w:t>
       </w:r>
     </w:p>
     <w:p>
@@ -1554,7 +1895,6 @@
         <w:spacing w:after="20"/>
       </w:pPr>
       <w:r>
-        <w:lastRenderedPageBreak/>
         <w:t>Documented limitations, risks and recommended next steps.</w:t>
       </w:r>
     </w:p>
@@ -1765,7 +2105,15 @@
           </w:tcPr>
           <w:p>
             <w:r>
-              <w:t>Win-probability model (Logistic Regression / XGBoost)</w:t>
+              <w:t xml:space="preserve">Win-probability model (Logistic Regression / </w:t>
+            </w:r>
+            <w:proofErr w:type="spellStart"/>
+            <w:r>
+              <w:t>XGBoost</w:t>
+            </w:r>
+            <w:proofErr w:type="spellEnd"/>
+            <w:r>
+              <w:t>)</w:t>
             </w:r>
           </w:p>
         </w:tc>
@@ -1928,11 +2276,25 @@
     </w:p>
     <w:p>
       <w:pPr>
+        <w:pStyle w:val="ae"/>
+        <w:numPr>
+          <w:ilvl w:val="0"/>
+          <w:numId w:val="14"/>
+        </w:numPr>
+        <w:spacing w:after="80" w:line="240" w:lineRule="auto"/>
+      </w:pPr>
+      <w:r>
+        <w:t>How will probability calibration, prediction symmetry (P(A beats B) vs P(B beats A)), and behavior on new/sparse-history teams be validated — and what corrective steps (e.g. recalibration, averaging symmetric predictions) will be taken if issues are found?</w:t>
+      </w:r>
+    </w:p>
+    <w:p>
+      <w:pPr>
         <w:pStyle w:val="1"/>
         <w:keepNext w:val="0"/>
         <w:spacing w:before="0"/>
       </w:pPr>
       <w:r>
+        <w:lastRenderedPageBreak/>
         <w:t>13. Optional Directions</w:t>
       </w:r>
     </w:p>
@@ -2138,7 +2500,7 @@
 </file>
 
 <file path=word/endnotes.xml><?xml version="1.0" encoding="utf-8"?>
-<w:endnotes xmlns:wpc="http://schemas.microsoft.com/office/word/2010/wordprocessingCanvas" xmlns:cx="http://schemas.microsoft.com/office/drawing/2014/chartex" xmlns:cx1="http://schemas.microsoft.com/office/drawing/2015/9/8/chartex" xmlns:cx2="http://schemas.microsoft.com/office/drawing/2015/10/21/chartex" xmlns:cx3="http://schemas.microsoft.com/office/drawing/2016/5/9/chartex" xmlns:cx4="http://schemas.microsoft.com/office/drawing/2016/5/10/chartex" xmlns:cx5="http://schemas.microsoft.com/office/drawing/2016/5/11/chartex" xmlns:cx6="http://schemas.microsoft.com/office/drawing/2016/5/12/chartex" xmlns:cx7="http://schemas.microsoft.com/office/drawing/2016/5/13/chartex" xmlns:cx8="http://schemas.microsoft.com/office/drawing/2016/5/14/chartex" xmlns:mc="http://schemas.openxmlformats.org/markup-compatibility/2006" xmlns:aink="http://schemas.microsoft.com/office/drawing/2016/ink" xmlns:am3d="http://schemas.microsoft.com/office/drawing/2017/model3d" xmlns:o="urn:schemas-microsoft-com:office:office" xmlns:oel="http://schemas.microsoft.com/office/2019/extlst" xmlns:r="http://schemas.openxmlformats.org/officeDocument/2006/relationships" xmlns:m="http://schemas.openxmlformats.org/officeDocument/2006/math" xmlns:v="urn:schemas-microsoft-com:vml" xmlns:wp14="http://schemas.microsoft.com/office/word/2010/wordprocessingDrawing" xmlns:wp="http://schemas.openxmlformats.org/drawingml/2006/wordprocessingDrawing" xmlns:w10="urn:schemas-microsoft-com:office:word" xmlns:w="http://schemas.openxmlformats.org/wordprocessingml/2006/main" xmlns:w14="http://schemas.microsoft.com/office/word/2010/wordml" xmlns:w15="http://schemas.microsoft.com/office/word/2012/wordml" xmlns:w16cex="http://schemas.microsoft.com/office/word/2018/wordml/cex" xmlns:w16cid="http://schemas.microsoft.com/office/word/2016/wordml/cid" xmlns:w16="http://schemas.microsoft.com/office/word/2018/wordml" xmlns:w16du="http://schemas.microsoft.com/office/word/2023/wordml/word16du" xmlns:w16sdtdh="http://schemas.microsoft.com/office/word/2020/wordml/sdtdatahash" xmlns:w16sdtfl="http://schemas.microsoft.com/office/word/2024/wordml/sdtformatlock" xmlns:w16se="http://schemas.microsoft.com/office/word/2015/wordml/symex" xmlns:wpg="http://schemas.microsoft.com/office/word/2010/wordprocessingGroup" xmlns:wpi="http://schemas.microsoft.com/office/word/2010/wordprocessingInk" xmlns:wne="http://schemas.microsoft.com/office/word/2006/wordml" xmlns:wps="http://schemas.microsoft.com/office/word/2010/wordprocessingShape" mc:Ignorable="w14 w15 w16se w16cid w16 w16cex w16sdtdh w16sdtfl w16du wp14">
+<w:endnotes xmlns:wpc="http://schemas.microsoft.com/office/word/2010/wordprocessingCanvas" xmlns:cx="http://schemas.microsoft.com/office/drawing/2014/chartex" xmlns:cx1="http://schemas.microsoft.com/office/drawing/2015/9/8/chartex" xmlns:cx2="http://schemas.microsoft.com/office/drawing/2015/10/21/chartex" xmlns:cx3="http://schemas.microsoft.com/office/drawing/2016/5/9/chartex" xmlns:cx4="http://schemas.microsoft.com/office/drawing/2016/5/10/chartex" xmlns:cx5="http://schemas.microsoft.com/office/drawing/2016/5/11/chartex" xmlns:cx6="http://schemas.microsoft.com/office/drawing/2016/5/12/chartex" xmlns:cx7="http://schemas.microsoft.com/office/drawing/2016/5/13/chartex" xmlns:cx8="http://schemas.microsoft.com/office/drawing/2016/5/14/chartex" xmlns:mc="http://schemas.openxmlformats.org/markup-compatibility/2006" xmlns:aink="http://schemas.microsoft.com/office/drawing/2016/ink" xmlns:am3d="http://schemas.microsoft.com/office/drawing/2017/model3d" xmlns:o="urn:schemas-microsoft-com:office:office" xmlns:oel="http://schemas.microsoft.com/office/2019/extlst" xmlns:r="http://schemas.openxmlformats.org/officeDocument/2006/relationships" xmlns:m="http://schemas.openxmlformats.org/officeDocument/2006/math" xmlns:v="urn:schemas-microsoft-com:vml" xmlns:wp14="http://schemas.microsoft.com/office/word/2010/wordprocessingDrawing" xmlns:wp="http://schemas.openxmlformats.org/drawingml/2006/wordprocessingDrawing" xmlns:w10="urn:schemas-microsoft-com:office:word" xmlns:w="http://schemas.openxmlformats.org/wordprocessingml/2006/main" xmlns:w14="http://schemas.microsoft.com/office/word/2010/wordml" xmlns:w15="http://schemas.microsoft.com/office/word/2012/wordml" xmlns:w16cei="http://schemas.microsoft.com/office/word/2026/wordml/cei" xmlns:w16cex="http://schemas.microsoft.com/office/word/2018/wordml/cex" xmlns:w16cid="http://schemas.microsoft.com/office/word/2016/wordml/cid" xmlns:w16="http://schemas.microsoft.com/office/word/2018/wordml" xmlns:w16du="http://schemas.microsoft.com/office/word/2023/wordml/word16du" xmlns:w16sdtdh="http://schemas.microsoft.com/office/word/2020/wordml/sdtdatahash" xmlns:w16sdtfl="http://schemas.microsoft.com/office/word/2024/wordml/sdtformatlock" xmlns:w16se="http://schemas.microsoft.com/office/word/2015/wordml/symex" xmlns:wpg="http://schemas.microsoft.com/office/word/2010/wordprocessingGroup" xmlns:wpi="http://schemas.microsoft.com/office/word/2010/wordprocessingInk" xmlns:wne="http://schemas.microsoft.com/office/word/2006/wordml" xmlns:wps="http://schemas.microsoft.com/office/word/2010/wordprocessingShape" mc:Ignorable="w14 w15 w16se w16cid w16 w16cex w16sdtdh w16sdtfl w16du wp14">
   <w:endnote w:type="separator" w:id="-1">
     <w:p>
       <w:pPr>
@@ -2163,7 +2525,7 @@
 </file>
 
 <file path=word/footer1.xml><?xml version="1.0" encoding="utf-8"?>
-<w:ftr xmlns:wpc="http://schemas.microsoft.com/office/word/2010/wordprocessingCanvas" xmlns:cx="http://schemas.microsoft.com/office/drawing/2014/chartex" xmlns:cx1="http://schemas.microsoft.com/office/drawing/2015/9/8/chartex" xmlns:cx2="http://schemas.microsoft.com/office/drawing/2015/10/21/chartex" xmlns:cx3="http://schemas.microsoft.com/office/drawing/2016/5/9/chartex" xmlns:cx4="http://schemas.microsoft.com/office/drawing/2016/5/10/chartex" xmlns:cx5="http://schemas.microsoft.com/office/drawing/2016/5/11/chartex" xmlns:cx6="http://schemas.microsoft.com/office/drawing/2016/5/12/chartex" xmlns:cx7="http://schemas.microsoft.com/office/drawing/2016/5/13/chartex" xmlns:cx8="http://schemas.microsoft.com/office/drawing/2016/5/14/chartex" xmlns:mc="http://schemas.openxmlformats.org/markup-compatibility/2006" xmlns:aink="http://schemas.microsoft.com/office/drawing/2016/ink" xmlns:am3d="http://schemas.microsoft.com/office/drawing/2017/model3d" xmlns:o="urn:schemas-microsoft-com:office:office" xmlns:oel="http://schemas.microsoft.com/office/2019/extlst" xmlns:r="http://schemas.openxmlformats.org/officeDocument/2006/relationships" xmlns:m="http://schemas.openxmlformats.org/officeDocument/2006/math" xmlns:v="urn:schemas-microsoft-com:vml" xmlns:wp14="http://schemas.microsoft.com/office/word/2010/wordprocessingDrawing" xmlns:wp="http://schemas.openxmlformats.org/drawingml/2006/wordprocessingDrawing" xmlns:w10="urn:schemas-microsoft-com:office:word" xmlns:w="http://schemas.openxmlformats.org/wordprocessingml/2006/main" xmlns:w14="http://schemas.microsoft.com/office/word/2010/wordml" xmlns:w15="http://schemas.microsoft.com/office/word/2012/wordml" xmlns:w16cex="http://schemas.microsoft.com/office/word/2018/wordml/cex" xmlns:w16cid="http://schemas.microsoft.com/office/word/2016/wordml/cid" xmlns:w16="http://schemas.microsoft.com/office/word/2018/wordml" xmlns:w16du="http://schemas.microsoft.com/office/word/2023/wordml/word16du" xmlns:w16sdtdh="http://schemas.microsoft.com/office/word/2020/wordml/sdtdatahash" xmlns:w16sdtfl="http://schemas.microsoft.com/office/word/2024/wordml/sdtformatlock" xmlns:w16se="http://schemas.microsoft.com/office/word/2015/wordml/symex" xmlns:wpg="http://schemas.microsoft.com/office/word/2010/wordprocessingGroup" xmlns:wpi="http://schemas.microsoft.com/office/word/2010/wordprocessingInk" xmlns:wne="http://schemas.microsoft.com/office/word/2006/wordml" xmlns:wps="http://schemas.microsoft.com/office/word/2010/wordprocessingShape" mc:Ignorable="w14 w15 w16se w16cid w16 w16cex w16sdtdh w16sdtfl w16du wp14">
+<w:ftr xmlns:wpc="http://schemas.microsoft.com/office/word/2010/wordprocessingCanvas" xmlns:cx="http://schemas.microsoft.com/office/drawing/2014/chartex" xmlns:cx1="http://schemas.microsoft.com/office/drawing/2015/9/8/chartex" xmlns:cx2="http://schemas.microsoft.com/office/drawing/2015/10/21/chartex" xmlns:cx3="http://schemas.microsoft.com/office/drawing/2016/5/9/chartex" xmlns:cx4="http://schemas.microsoft.com/office/drawing/2016/5/10/chartex" xmlns:cx5="http://schemas.microsoft.com/office/drawing/2016/5/11/chartex" xmlns:cx6="http://schemas.microsoft.com/office/drawing/2016/5/12/chartex" xmlns:cx7="http://schemas.microsoft.com/office/drawing/2016/5/13/chartex" xmlns:cx8="http://schemas.microsoft.com/office/drawing/2016/5/14/chartex" xmlns:mc="http://schemas.openxmlformats.org/markup-compatibility/2006" xmlns:aink="http://schemas.microsoft.com/office/drawing/2016/ink" xmlns:am3d="http://schemas.microsoft.com/office/drawing/2017/model3d" xmlns:o="urn:schemas-microsoft-com:office:office" xmlns:oel="http://schemas.microsoft.com/office/2019/extlst" xmlns:r="http://schemas.openxmlformats.org/officeDocument/2006/relationships" xmlns:m="http://schemas.openxmlformats.org/officeDocument/2006/math" xmlns:v="urn:schemas-microsoft-com:vml" xmlns:wp14="http://schemas.microsoft.com/office/word/2010/wordprocessingDrawing" xmlns:wp="http://schemas.openxmlformats.org/drawingml/2006/wordprocessingDrawing" xmlns:w10="urn:schemas-microsoft-com:office:word" xmlns:w="http://schemas.openxmlformats.org/wordprocessingml/2006/main" xmlns:w14="http://schemas.microsoft.com/office/word/2010/wordml" xmlns:w15="http://schemas.microsoft.com/office/word/2012/wordml" xmlns:w16cei="http://schemas.microsoft.com/office/word/2026/wordml/cei" xmlns:w16cex="http://schemas.microsoft.com/office/word/2018/wordml/cex" xmlns:w16cid="http://schemas.microsoft.com/office/word/2016/wordml/cid" xmlns:w16="http://schemas.microsoft.com/office/word/2018/wordml" xmlns:w16du="http://schemas.microsoft.com/office/word/2023/wordml/word16du" xmlns:w16sdtdh="http://schemas.microsoft.com/office/word/2020/wordml/sdtdatahash" xmlns:w16sdtfl="http://schemas.microsoft.com/office/word/2024/wordml/sdtformatlock" xmlns:w16se="http://schemas.microsoft.com/office/word/2015/wordml/symex" xmlns:wpg="http://schemas.microsoft.com/office/word/2010/wordprocessingGroup" xmlns:wpi="http://schemas.microsoft.com/office/word/2010/wordprocessingInk" xmlns:wne="http://schemas.microsoft.com/office/word/2006/wordml" xmlns:wps="http://schemas.microsoft.com/office/word/2010/wordprocessingShape" mc:Ignorable="w14 w15 w16se w16cid w16 w16cex w16sdtdh w16sdtfl w16du wp14">
   <w:p>
     <w:pPr>
       <w:pStyle w:val="a7"/>
@@ -2181,7 +2543,7 @@
 </file>
 
 <file path=word/footnotes.xml><?xml version="1.0" encoding="utf-8"?>
-<w:footnotes xmlns:wpc="http://schemas.microsoft.com/office/word/2010/wordprocessingCanvas" xmlns:cx="http://schemas.microsoft.com/office/drawing/2014/chartex" xmlns:cx1="http://schemas.microsoft.com/office/drawing/2015/9/8/chartex" xmlns:cx2="http://schemas.microsoft.com/office/drawing/2015/10/21/chartex" xmlns:cx3="http://schemas.microsoft.com/office/drawing/2016/5/9/chartex" xmlns:cx4="http://schemas.microsoft.com/office/drawing/2016/5/10/chartex" xmlns:cx5="http://schemas.microsoft.com/office/drawing/2016/5/11/chartex" xmlns:cx6="http://schemas.microsoft.com/office/drawing/2016/5/12/chartex" xmlns:cx7="http://schemas.microsoft.com/office/drawing/2016/5/13/chartex" xmlns:cx8="http://schemas.microsoft.com/office/drawing/2016/5/14/chartex" xmlns:mc="http://schemas.openxmlformats.org/markup-compatibility/2006" xmlns:aink="http://schemas.microsoft.com/office/drawing/2016/ink" xmlns:am3d="http://schemas.microsoft.com/office/drawing/2017/model3d" xmlns:o="urn:schemas-microsoft-com:office:office" xmlns:oel="http://schemas.microsoft.com/office/2019/extlst" xmlns:r="http://schemas.openxmlformats.org/officeDocument/2006/relationships" xmlns:m="http://schemas.openxmlformats.org/officeDocument/2006/math" xmlns:v="urn:schemas-microsoft-com:vml" xmlns:wp14="http://schemas.microsoft.com/office/word/2010/wordprocessingDrawing" xmlns:wp="http://schemas.openxmlformats.org/drawingml/2006/wordprocessingDrawing" xmlns:w10="urn:schemas-microsoft-com:office:word" xmlns:w="http://schemas.openxmlformats.org/wordprocessingml/2006/main" xmlns:w14="http://schemas.microsoft.com/office/word/2010/wordml" xmlns:w15="http://schemas.microsoft.com/office/word/2012/wordml" xmlns:w16cex="http://schemas.microsoft.com/office/word/2018/wordml/cex" xmlns:w16cid="http://schemas.microsoft.com/office/word/2016/wordml/cid" xmlns:w16="http://schemas.microsoft.com/office/word/2018/wordml" xmlns:w16du="http://schemas.microsoft.com/office/word/2023/wordml/word16du" xmlns:w16sdtdh="http://schemas.microsoft.com/office/word/2020/wordml/sdtdatahash" xmlns:w16sdtfl="http://schemas.microsoft.com/office/word/2024/wordml/sdtformatlock" xmlns:w16se="http://schemas.microsoft.com/office/word/2015/wordml/symex" xmlns:wpg="http://schemas.microsoft.com/office/word/2010/wordprocessingGroup" xmlns:wpi="http://schemas.microsoft.com/office/word/2010/wordprocessingInk" xmlns:wne="http://schemas.microsoft.com/office/word/2006/wordml" xmlns:wps="http://schemas.microsoft.com/office/word/2010/wordprocessingShape" mc:Ignorable="w14 w15 w16se w16cid w16 w16cex w16sdtdh w16sdtfl w16du wp14">
+<w:footnotes xmlns:wpc="http://schemas.microsoft.com/office/word/2010/wordprocessingCanvas" xmlns:cx="http://schemas.microsoft.com/office/drawing/2014/chartex" xmlns:cx1="http://schemas.microsoft.com/office/drawing/2015/9/8/chartex" xmlns:cx2="http://schemas.microsoft.com/office/drawing/2015/10/21/chartex" xmlns:cx3="http://schemas.microsoft.com/office/drawing/2016/5/9/chartex" xmlns:cx4="http://schemas.microsoft.com/office/drawing/2016/5/10/chartex" xmlns:cx5="http://schemas.microsoft.com/office/drawing/2016/5/11/chartex" xmlns:cx6="http://schemas.microsoft.com/office/drawing/2016/5/12/chartex" xmlns:cx7="http://schemas.microsoft.com/office/drawing/2016/5/13/chartex" xmlns:cx8="http://schemas.microsoft.com/office/drawing/2016/5/14/chartex" xmlns:mc="http://schemas.openxmlformats.org/markup-compatibility/2006" xmlns:aink="http://schemas.microsoft.com/office/drawing/2016/ink" xmlns:am3d="http://schemas.microsoft.com/office/drawing/2017/model3d" xmlns:o="urn:schemas-microsoft-com:office:office" xmlns:oel="http://schemas.microsoft.com/office/2019/extlst" xmlns:r="http://schemas.openxmlformats.org/officeDocument/2006/relationships" xmlns:m="http://schemas.openxmlformats.org/officeDocument/2006/math" xmlns:v="urn:schemas-microsoft-com:vml" xmlns:wp14="http://schemas.microsoft.com/office/word/2010/wordprocessingDrawing" xmlns:wp="http://schemas.openxmlformats.org/drawingml/2006/wordprocessingDrawing" xmlns:w10="urn:schemas-microsoft-com:office:word" xmlns:w="http://schemas.openxmlformats.org/wordprocessingml/2006/main" xmlns:w14="http://schemas.microsoft.com/office/word/2010/wordml" xmlns:w15="http://schemas.microsoft.com/office/word/2012/wordml" xmlns:w16cei="http://schemas.microsoft.com/office/word/2026/wordml/cei" xmlns:w16cex="http://schemas.microsoft.com/office/word/2018/wordml/cex" xmlns:w16cid="http://schemas.microsoft.com/office/word/2016/wordml/cid" xmlns:w16="http://schemas.microsoft.com/office/word/2018/wordml" xmlns:w16du="http://schemas.microsoft.com/office/word/2023/wordml/word16du" xmlns:w16sdtdh="http://schemas.microsoft.com/office/word/2020/wordml/sdtdatahash" xmlns:w16sdtfl="http://schemas.microsoft.com/office/word/2024/wordml/sdtformatlock" xmlns:w16se="http://schemas.microsoft.com/office/word/2015/wordml/symex" xmlns:wpg="http://schemas.microsoft.com/office/word/2010/wordprocessingGroup" xmlns:wpi="http://schemas.microsoft.com/office/word/2010/wordprocessingInk" xmlns:wne="http://schemas.microsoft.com/office/word/2006/wordml" xmlns:wps="http://schemas.microsoft.com/office/word/2010/wordprocessingShape" mc:Ignorable="w14 w15 w16se w16cid w16 w16cex w16sdtdh w16sdtfl w16du wp14">
   <w:footnote w:type="separator" w:id="-1">
     <w:p>
       <w:pPr>
@@ -2206,7 +2568,7 @@
 </file>
 
 <file path=word/numbering.xml><?xml version="1.0" encoding="utf-8"?>
-<w:numbering xmlns:wpc="http://schemas.microsoft.com/office/word/2010/wordprocessingCanvas" xmlns:cx="http://schemas.microsoft.com/office/drawing/2014/chartex" xmlns:cx1="http://schemas.microsoft.com/office/drawing/2015/9/8/chartex" xmlns:cx2="http://schemas.microsoft.com/office/drawing/2015/10/21/chartex" xmlns:cx3="http://schemas.microsoft.com/office/drawing/2016/5/9/chartex" xmlns:cx4="http://schemas.microsoft.com/office/drawing/2016/5/10/chartex" xmlns:cx5="http://schemas.microsoft.com/office/drawing/2016/5/11/chartex" xmlns:cx6="http://schemas.microsoft.com/office/drawing/2016/5/12/chartex" xmlns:cx7="http://schemas.microsoft.com/office/drawing/2016/5/13/chartex" xmlns:cx8="http://schemas.microsoft.com/office/drawing/2016/5/14/chartex" xmlns:mc="http://schemas.openxmlformats.org/markup-compatibility/2006" xmlns:aink="http://schemas.microsoft.com/office/drawing/2016/ink" xmlns:am3d="http://schemas.microsoft.com/office/drawing/2017/model3d" xmlns:o="urn:schemas-microsoft-com:office:office" xmlns:oel="http://schemas.microsoft.com/office/2019/extlst" xmlns:r="http://schemas.openxmlformats.org/officeDocument/2006/relationships" xmlns:m="http://schemas.openxmlformats.org/officeDocument/2006/math" xmlns:v="urn:schemas-microsoft-com:vml" xmlns:wp14="http://schemas.microsoft.com/office/word/2010/wordprocessingDrawing" xmlns:wp="http://schemas.openxmlformats.org/drawingml/2006/wordprocessingDrawing" xmlns:w10="urn:schemas-microsoft-com:office:word" xmlns:w="http://schemas.openxmlformats.org/wordprocessingml/2006/main" xmlns:w14="http://schemas.microsoft.com/office/word/2010/wordml" xmlns:w15="http://schemas.microsoft.com/office/word/2012/wordml" xmlns:w16cex="http://schemas.microsoft.com/office/word/2018/wordml/cex" xmlns:w16cid="http://schemas.microsoft.com/office/word/2016/wordml/cid" xmlns:w16="http://schemas.microsoft.com/office/word/2018/wordml" xmlns:w16du="http://schemas.microsoft.com/office/word/2023/wordml/word16du" xmlns:w16sdtdh="http://schemas.microsoft.com/office/word/2020/wordml/sdtdatahash" xmlns:w16sdtfl="http://schemas.microsoft.com/office/word/2024/wordml/sdtformatlock" xmlns:w16se="http://schemas.microsoft.com/office/word/2015/wordml/symex" xmlns:wpg="http://schemas.microsoft.com/office/word/2010/wordprocessingGroup" xmlns:wpi="http://schemas.microsoft.com/office/word/2010/wordprocessingInk" xmlns:wne="http://schemas.microsoft.com/office/word/2006/wordml" xmlns:wps="http://schemas.microsoft.com/office/word/2010/wordprocessingShape" mc:Ignorable="w14 w15 w16se w16cid w16 w16cex w16sdtdh w16sdtfl w16du wp14">
+<w:numbering xmlns:wpc="http://schemas.microsoft.com/office/word/2010/wordprocessingCanvas" xmlns:cx="http://schemas.microsoft.com/office/drawing/2014/chartex" xmlns:cx1="http://schemas.microsoft.com/office/drawing/2015/9/8/chartex" xmlns:cx2="http://schemas.microsoft.com/office/drawing/2015/10/21/chartex" xmlns:cx3="http://schemas.microsoft.com/office/drawing/2016/5/9/chartex" xmlns:cx4="http://schemas.microsoft.com/office/drawing/2016/5/10/chartex" xmlns:cx5="http://schemas.microsoft.com/office/drawing/2016/5/11/chartex" xmlns:cx6="http://schemas.microsoft.com/office/drawing/2016/5/12/chartex" xmlns:cx7="http://schemas.microsoft.com/office/drawing/2016/5/13/chartex" xmlns:cx8="http://schemas.microsoft.com/office/drawing/2016/5/14/chartex" xmlns:mc="http://schemas.openxmlformats.org/markup-compatibility/2006" xmlns:aink="http://schemas.microsoft.com/office/drawing/2016/ink" xmlns:am3d="http://schemas.microsoft.com/office/drawing/2017/model3d" xmlns:o="urn:schemas-microsoft-com:office:office" xmlns:oel="http://schemas.microsoft.com/office/2019/extlst" xmlns:r="http://schemas.openxmlformats.org/officeDocument/2006/relationships" xmlns:m="http://schemas.openxmlformats.org/officeDocument/2006/math" xmlns:v="urn:schemas-microsoft-com:vml" xmlns:wp14="http://schemas.microsoft.com/office/word/2010/wordprocessingDrawing" xmlns:wp="http://schemas.openxmlformats.org/drawingml/2006/wordprocessingDrawing" xmlns:w10="urn:schemas-microsoft-com:office:word" xmlns:w="http://schemas.openxmlformats.org/wordprocessingml/2006/main" xmlns:w14="http://schemas.microsoft.com/office/word/2010/wordml" xmlns:w15="http://schemas.microsoft.com/office/word/2012/wordml" xmlns:w16cei="http://schemas.microsoft.com/office/word/2026/wordml/cei" xmlns:w16cex="http://schemas.microsoft.com/office/word/2018/wordml/cex" xmlns:w16cid="http://schemas.microsoft.com/office/word/2016/wordml/cid" xmlns:w16="http://schemas.microsoft.com/office/word/2018/wordml" xmlns:w16du="http://schemas.microsoft.com/office/word/2023/wordml/word16du" xmlns:w16sdtdh="http://schemas.microsoft.com/office/word/2020/wordml/sdtdatahash" xmlns:w16sdtfl="http://schemas.microsoft.com/office/word/2024/wordml/sdtformatlock" xmlns:w16se="http://schemas.microsoft.com/office/word/2015/wordml/symex" xmlns:wpg="http://schemas.microsoft.com/office/word/2010/wordprocessingGroup" xmlns:wpi="http://schemas.microsoft.com/office/word/2010/wordprocessingInk" xmlns:wne="http://schemas.microsoft.com/office/word/2006/wordml" xmlns:wps="http://schemas.microsoft.com/office/word/2010/wordprocessingShape" mc:Ignorable="w14 w15 w16se w16cid w16 w16cex w16sdtdh w16sdtfl w16du wp14">
   <w:abstractNum w:abstractNumId="0" w15:restartNumberingAfterBreak="0">
     <w:nsid w:val="FFFFFF7C"/>
     <w:multiLevelType w:val="singleLevel"/>

--- a/docs/Project_Brief.docx
+++ b/docs/Project_Brief.docx
@@ -1003,10 +1003,38 @@
                 <w:b/>
                 <w:bCs/>
               </w:rPr>
-              <w:t>Fairness:</w:t>
-            </w:r>
-            <w:r>
-              <w:t xml:space="preserve"> The model will be less reliable for teams with sparse match history (bias against newer/under-represented teams) and does not capture recent roster changes, since player-level stats are static and excluded. These limitations are disclosed via a confidence flag rather than hidden; the tool is intended as decision support, not a final authority for seeding disputes.</w:t>
+              <w:t xml:space="preserve">Fairness: </w:t>
+            </w:r>
+            <w:r>
+              <w:t>Empirical testing (05_</w:t>
+            </w:r>
+            <w:proofErr w:type="gramStart"/>
+            <w:r>
+              <w:t>evaluation.ipynb</w:t>
+            </w:r>
+            <w:proofErr w:type="gramEnd"/>
+            <w:r>
+              <w:t xml:space="preserve">) did not confirm the originally hypothesized bias — sparse-history matches (&lt;10 games, n=223) showed </w:t>
+            </w:r>
+            <w:r>
+              <w:rPr>
+                <w:i/>
+                <w:iCs/>
+              </w:rPr>
+              <w:t>higher</w:t>
+            </w:r>
+            <w:r>
+              <w:t xml:space="preserve"> observed accuracy (93.3%) than established matchups (≥10 games, n=1176, 72.6%), likely because sparse-history teams often face clear skill mismatches. However, sparse-history </w:t>
+            </w:r>
+            <w:r>
+              <w:rPr>
+                <w:i/>
+                <w:iCs/>
+              </w:rPr>
+              <w:t>feature/Elo estimates</w:t>
+            </w:r>
+            <w:r>
+              <w:t xml:space="preserve"> remain statistically less grounded due to fewer observations, so a confidence flag is still surfaced for transparency. The model does not capture recent roster changes. These limitations are disclosed; the tool is intended as decision support, not a final authority for seeding disputes.</w:t>
             </w:r>
           </w:p>
         </w:tc>
@@ -1105,6 +1133,7 @@
                 <w:color w:val="183153"/>
                 <w:sz w:val="18"/>
               </w:rPr>
+              <w:lastRenderedPageBreak/>
               <w:t>ML problem formulation</w:t>
             </w:r>
           </w:p>
@@ -1175,11 +1204,7 @@
           </w:tcPr>
           <w:p>
             <w:r>
-              <w:t xml:space="preserve">A simple Elo rating system, computed strictly from (date, </w:t>
-            </w:r>
-            <w:r>
-              <w:lastRenderedPageBreak/>
-              <w:t>team1_name, team2_name, winner) in chronological order, used to derive a baseline win-probability estimate (and compared against a naive 50/50 baseline).</w:t>
+              <w:t>A simple Elo rating system, computed strictly from (date, team1_name, team2_name, winner) in chronological order, used to derive a baseline win-probability estimate (and compared against a naive 50/50 baseline).</w:t>
             </w:r>
           </w:p>
         </w:tc>
@@ -1207,7 +1232,6 @@
                 <w:color w:val="183153"/>
                 <w:sz w:val="18"/>
               </w:rPr>
-              <w:lastRenderedPageBreak/>
               <w:t>Main modeling approach(es) to investigate</w:t>
             </w:r>
           </w:p>
@@ -1589,20 +1613,30 @@
               <w:spacing w:after="80"/>
             </w:pPr>
             <w:r>
-              <w:t xml:space="preserve">Predicted probabilities may not be well-calibrated (e.g. a "70%" prediction may not correspond to a true 70% empirical win rate); calibration will be checked (e.g. reliability diagram, Brier score) before relying on raw probabilities for seeding. </w:t>
-            </w:r>
-          </w:p>
-          <w:p>
-            <w:pPr>
-              <w:pStyle w:val="ae"/>
-              <w:numPr>
-                <w:ilvl w:val="0"/>
-                <w:numId w:val="10"/>
-              </w:numPr>
-              <w:spacing w:after="80"/>
-            </w:pPr>
-            <w:r>
-              <w:t xml:space="preserve">Model behavior on teams with sparse or zero match history has not yet been empirically validated; this will be explicitly tested rather than only assumed as a limitation. </w:t>
+              <w:rPr>
+                <w:b/>
+                <w:bCs/>
+              </w:rPr>
+              <w:t>[Tested, 05_</w:t>
+            </w:r>
+            <w:proofErr w:type="gramStart"/>
+            <w:r>
+              <w:rPr>
+                <w:b/>
+                <w:bCs/>
+              </w:rPr>
+              <w:t>evaluation.ipynb</w:t>
+            </w:r>
+            <w:proofErr w:type="gramEnd"/>
+            <w:r>
+              <w:rPr>
+                <w:b/>
+                <w:bCs/>
+              </w:rPr>
+              <w:t>]</w:t>
+            </w:r>
+            <w:r>
+              <w:t xml:space="preserve"> Calibration: Brier score 0.1612; confidence-bucket accuracy rises monotonically from 57.8% (0–20% confidence) to 96.6% (80–100% confidence), indicating reasonably well-calibrated probabilities.</w:t>
             </w:r>
           </w:p>
           <w:p>
@@ -1616,23 +1650,14 @@
               <w:contextualSpacing w:val="0"/>
             </w:pPr>
             <w:r>
-              <w:t xml:space="preserve">Prediction symmetry is not guaranteed by construction: </w:t>
-            </w:r>
-            <w:proofErr w:type="gramStart"/>
-            <w:r>
-              <w:t>P(</w:t>
-            </w:r>
-            <w:proofErr w:type="gramEnd"/>
-            <w:r>
-              <w:t xml:space="preserve">Team A beats Team B) and </w:t>
-            </w:r>
-            <w:proofErr w:type="gramStart"/>
-            <w:r>
-              <w:t>P(</w:t>
-            </w:r>
-            <w:proofErr w:type="gramEnd"/>
-            <w:r>
-              <w:t>Team B beats Team A) may not sum to 1 due to how team1/team2 features are ordered; this will be explicitly tested and corrected if violated.</w:t>
+              <w:rPr>
+                <w:b/>
+                <w:bCs/>
+              </w:rPr>
+              <w:t>[Tested]</w:t>
+            </w:r>
+            <w:r>
+              <w:t xml:space="preserve"> Sparse/zero-history teams: contrary to the original hypothesis, sparse-history matches (n=223) showed higher accuracy (93.3%) than established matchups (n=1176, 72.6%) — likely due to clearer skill gaps in mismatched pairings rather than more reliable estimates.</w:t>
             </w:r>
           </w:p>
           <w:p>
@@ -1646,11 +1671,48 @@
               <w:contextualSpacing w:val="0"/>
             </w:pPr>
             <w:r>
-              <w:t xml:space="preserve">winner_*/loser_* columns in the raw dataset are named relative to the actual match outcome and are leakage-prone if used directly; they must be reframed to </w:t>
+              <w:rPr>
+                <w:b/>
+                <w:bCs/>
+              </w:rPr>
+              <w:t>[Tested]</w:t>
+            </w:r>
+            <w:r>
+              <w:t xml:space="preserve"> Prediction symmetry: mean |P(A,B)+P(B,A)−1| = 0.040, max = 0.126 across a 30-pair sample — a small but </w:t>
             </w:r>
             <w:r>
               <w:lastRenderedPageBreak/>
-              <w:t>team1_*/team2_* before training (implemented and verified in 04_model_training.ipynb).</w:t>
+              <w:t>real violation. A symmetry-averaging correction (</w:t>
+            </w:r>
+            <w:proofErr w:type="spellStart"/>
+            <w:r>
+              <w:t>p_final</w:t>
+            </w:r>
+            <w:proofErr w:type="spellEnd"/>
+            <w:r>
+              <w:t xml:space="preserve"> = (</w:t>
+            </w:r>
+            <w:proofErr w:type="spellStart"/>
+            <w:r>
+              <w:t>p_ab</w:t>
+            </w:r>
+            <w:proofErr w:type="spellEnd"/>
+            <w:r>
+              <w:t xml:space="preserve"> + (1-p_ba))/2) is applied at inference time.</w:t>
+            </w:r>
+          </w:p>
+          <w:p>
+            <w:pPr>
+              <w:pStyle w:val="ae"/>
+              <w:numPr>
+                <w:ilvl w:val="0"/>
+                <w:numId w:val="10"/>
+              </w:numPr>
+              <w:spacing w:after="80"/>
+              <w:contextualSpacing w:val="0"/>
+            </w:pPr>
+            <w:r>
+              <w:t>winner_*/loser_* columns in the raw dataset are named relative to the actual match outcome and are leakage-prone if used directly; they must be reframed to team1_*/team2_* before training (implemented and verified in 04_model_training.ipynb).</w:t>
             </w:r>
           </w:p>
           <w:p>
@@ -2245,6 +2307,7 @@
         <w:spacing w:after="80" w:line="240" w:lineRule="auto"/>
       </w:pPr>
       <w:r>
+        <w:lastRenderedPageBreak/>
         <w:t>What is the final, correlation/importance-reduced feature subset (from the ~40 candidate columns)?</w:t>
       </w:r>
     </w:p>
@@ -2282,19 +2345,33 @@
           <w:numId w:val="14"/>
         </w:numPr>
         <w:spacing w:after="80" w:line="240" w:lineRule="auto"/>
+        <w:rPr>
+          <w:strike/>
+        </w:rPr>
       </w:pPr>
       <w:r>
+        <w:rPr>
+          <w:strike/>
+        </w:rPr>
         <w:t>How will probability calibration, prediction symmetry (P(A beats B) vs P(B beats A)), and behavior on new/sparse-history teams be validated — and what corrective steps (e.g. recalibration, averaging symmetric predictions) will be taken if issues are found?</w:t>
       </w:r>
     </w:p>
     <w:p>
       <w:pPr>
+        <w:spacing w:after="80" w:line="240" w:lineRule="auto"/>
+        <w:ind w:left="720"/>
+      </w:pPr>
+      <w:r>
+        <w:t>Resolved — see Section 7 and 05_evaluation.ipynb results above.</w:t>
+      </w:r>
+    </w:p>
+    <w:p>
+      <w:pPr>
         <w:pStyle w:val="1"/>
         <w:keepNext w:val="0"/>
         <w:spacing w:before="0"/>
       </w:pPr>
       <w:r>
-        <w:lastRenderedPageBreak/>
         <w:t>13. Optional Directions</w:t>
       </w:r>
     </w:p>
@@ -2756,7 +2833,7 @@
         <w:rFonts w:hint="default"/>
       </w:rPr>
     </w:lvl>
-    <w:lvl w:ilvl="1" w:tplc="04190019" w:tentative="1">
+    <w:lvl w:ilvl="1" w:tplc="04190019">
       <w:start w:val="1"/>
       <w:numFmt w:val="lowerLetter"/>
       <w:lvlText w:val="%2."/>
